--- a/Documentation/IMPLEMENTATION OF A WEB-BASED SHS RECORD MANAGEMENT SYSTEM (1)newstar.docx
+++ b/Documentation/IMPLEMENTATION OF A WEB-BASED SHS RECORD MANAGEMENT SYSTEM (1)newstar.docx
@@ -1068,12 +1068,12 @@
           <wp:inline distB="114300" distT="114300" distL="114300" distR="114300">
             <wp:extent cx="5638800" cy="7119938"/>
             <wp:effectExtent b="0" l="0" r="0" t="0"/>
-            <wp:docPr id="1" name="image4.png"/>
+            <wp:docPr id="4" name="image8.png"/>
             <a:graphic>
               <a:graphicData uri="http://schemas.openxmlformats.org/drawingml/2006/picture">
                 <pic:pic>
                   <pic:nvPicPr>
-                    <pic:cNvPr id="0" name="image4.png"/>
+                    <pic:cNvPr id="0" name="image8.png"/>
                     <pic:cNvPicPr preferRelativeResize="0"/>
                   </pic:nvPicPr>
                   <pic:blipFill>
@@ -1203,7 +1203,7 @@
         </w:rPr>
         <w:t xml:space="preserve"> </w:t>
         <w:tab/>
-        <w:t xml:space="preserve">Senior High School students at Cebu Far East Institute (CFEI) lack a centralized online platform for accessing academic records and student-related services. This results in repeated manual inquiries, delays in retrieving information, and increased workload for school personnel who must respond to the same requests through fragmented, office-based process.</w:t>
+        <w:t xml:space="preserve">Senior High School students at Cebu Far East Institute (CFEI) lack a centralized online platform for accessing academic records and student-related services. This results in repeated manual inquiries, delays in retrieving information, and increased workload for school personnel who must respond to the same requests through fragmented, office-based processes.</w:t>
       </w:r>
     </w:p>
     <w:p>
@@ -1454,7 +1454,7 @@
           <w:szCs w:val="24"/>
           <w:rtl w:val="0"/>
         </w:rPr>
-        <w:t xml:space="preserve">1.   What are the challenges faced by Senior High School (SHS) students, teachers, and administrators in accessing and managing academic records and student-related services at Cebu Far East Institute (CFEI)? </w:t>
+        <w:t xml:space="preserve">1. What challenges do Senior High School (SHS) students, teachers, and administrators face in accessing and managing academic records and student-related services at Cebu Far East Institute (CFEI)? </w:t>
       </w:r>
     </w:p>
     <w:p>
@@ -1473,7 +1473,7 @@
           <w:szCs w:val="24"/>
           <w:rtl w:val="0"/>
         </w:rPr>
-        <w:t xml:space="preserve">2.   What features are needed in a web-based system to centralize and improve the management of student academic records and the delivery of student-related services? </w:t>
+        <w:t xml:space="preserve">2. What features are needed in a web-based system to centralize and improve the management of student academic records and the delivery of student-related services? </w:t>
       </w:r>
     </w:p>
     <w:p>
@@ -1492,7 +1492,7 @@
           <w:szCs w:val="24"/>
           <w:rtl w:val="0"/>
         </w:rPr>
-        <w:t xml:space="preserve">3.    How will the proposed system improve the accessibility and efficiency of managing student academic records and services compared to the current manual process? </w:t>
+        <w:t xml:space="preserve">3. How will the proposed system improve the accessibility and efficiency of managing student academic records and services compared with the current manual process? </w:t>
       </w:r>
     </w:p>
     <w:p>
@@ -1511,7 +1511,7 @@
           <w:szCs w:val="24"/>
           <w:rtl w:val="0"/>
         </w:rPr>
-        <w:t xml:space="preserve">4.  To what extent does the proposed system meet the needs of students, teachers, and administrators in terms of usability and functionality? </w:t>
+        <w:t xml:space="preserve">4. To what extent does the proposed system meet the needs of students, teachers, and administrators in terms of usability and functionality? </w:t>
       </w:r>
     </w:p>
     <w:p>
@@ -1634,18 +1634,19 @@
         </w:numPr>
         <w:spacing w:before="240" w:line="480" w:lineRule="auto"/>
         <w:ind w:left="720" w:hanging="360"/>
-        <w:rPr>
-          <w:sz w:val="24"/>
-          <w:szCs w:val="24"/>
-        </w:rPr>
-      </w:pPr>
-      <w:r>
-        <w:rPr>
-          <w:sz w:val="24"/>
-          <w:szCs w:val="24"/>
-          <w:rtl w:val="0"/>
-        </w:rPr>
-        <w:t xml:space="preserve">Identify the current challenges in accessing and managing student academic records and services among Senior High School (SHS) students, teachers, and administrators at Cebu Far East Institute (CFEI).</w:t>
+        <w:jc w:val="both"/>
+        <w:rPr>
+          <w:sz w:val="24"/>
+          <w:szCs w:val="24"/>
+        </w:rPr>
+      </w:pPr>
+      <w:r>
+        <w:rPr>
+          <w:sz w:val="24"/>
+          <w:szCs w:val="24"/>
+          <w:rtl w:val="0"/>
+        </w:rPr>
+        <w:t xml:space="preserve">Identify the challenges SHS students, teachers, and administrators face in accessing and managing academic records and student services at CFEI. </w:t>
       </w:r>
     </w:p>
     <w:p>
@@ -1656,18 +1657,19 @@
         </w:numPr>
         <w:spacing w:line="480" w:lineRule="auto"/>
         <w:ind w:left="720" w:hanging="360"/>
-        <w:rPr>
-          <w:sz w:val="24"/>
-          <w:szCs w:val="24"/>
-        </w:rPr>
-      </w:pPr>
-      <w:r>
-        <w:rPr>
-          <w:sz w:val="24"/>
-          <w:szCs w:val="24"/>
-          <w:rtl w:val="0"/>
-        </w:rPr>
-        <w:t xml:space="preserve">Design and develop a web-based system that allows SHS students to securely access their grades, class schedules, study loads, tuition balances, and announcements through an online portal.</w:t>
+        <w:jc w:val="both"/>
+        <w:rPr>
+          <w:sz w:val="24"/>
+          <w:szCs w:val="24"/>
+        </w:rPr>
+      </w:pPr>
+      <w:r>
+        <w:rPr>
+          <w:sz w:val="24"/>
+          <w:szCs w:val="24"/>
+          <w:rtl w:val="0"/>
+        </w:rPr>
+        <w:t xml:space="preserve">Develop a web-based system that allows SHS students to securely access their grades, class schedules, study loads, tuition balances, and school announcements. </w:t>
       </w:r>
     </w:p>
     <w:p>
@@ -1678,18 +1680,19 @@
         </w:numPr>
         <w:spacing w:line="480" w:lineRule="auto"/>
         <w:ind w:left="720" w:hanging="360"/>
-        <w:rPr>
-          <w:sz w:val="24"/>
-          <w:szCs w:val="24"/>
-        </w:rPr>
-      </w:pPr>
-      <w:r>
-        <w:rPr>
-          <w:sz w:val="24"/>
-          <w:szCs w:val="24"/>
-          <w:rtl w:val="0"/>
-        </w:rPr>
-        <w:t xml:space="preserve">Implement a structured grade management workflow that enables teachers to accept grade requests, compute grades, and submit them for administrative verification before releasing them to students.</w:t>
+        <w:jc w:val="both"/>
+        <w:rPr>
+          <w:sz w:val="24"/>
+          <w:szCs w:val="24"/>
+        </w:rPr>
+      </w:pPr>
+      <w:r>
+        <w:rPr>
+          <w:sz w:val="24"/>
+          <w:szCs w:val="24"/>
+          <w:rtl w:val="0"/>
+        </w:rPr>
+        <w:t xml:space="preserve">Establish a grade management process where teachers compute and submit grades for administrative verification before releasing them to students. </w:t>
       </w:r>
     </w:p>
     <w:p>
@@ -1700,18 +1703,19 @@
         </w:numPr>
         <w:spacing w:line="480" w:lineRule="auto"/>
         <w:ind w:left="720" w:hanging="360"/>
-        <w:rPr>
-          <w:sz w:val="24"/>
-          <w:szCs w:val="24"/>
-        </w:rPr>
-      </w:pPr>
-      <w:r>
-        <w:rPr>
-          <w:sz w:val="24"/>
-          <w:szCs w:val="24"/>
-          <w:rtl w:val="0"/>
-        </w:rPr>
-        <w:t xml:space="preserve">Provide administrators with centralized tools for managing student enrollment, grade verification, document request processing, tuition records, and school announcements.</w:t>
+        <w:jc w:val="both"/>
+        <w:rPr>
+          <w:sz w:val="24"/>
+          <w:szCs w:val="24"/>
+        </w:rPr>
+      </w:pPr>
+      <w:r>
+        <w:rPr>
+          <w:sz w:val="24"/>
+          <w:szCs w:val="24"/>
+          <w:rtl w:val="0"/>
+        </w:rPr>
+        <w:t xml:space="preserve">Provide administrators with centralized tools for managing student enrollment, grade verification, document requests, tuition records, and school announcements. </w:t>
       </w:r>
     </w:p>
     <w:p>
@@ -1720,20 +1724,21 @@
           <w:ilvl w:val="0"/>
           <w:numId w:val="26"/>
         </w:numPr>
-        <w:spacing w:after="240" w:line="480" w:lineRule="auto"/>
+        <w:spacing w:line="480" w:lineRule="auto"/>
         <w:ind w:left="720" w:hanging="360"/>
-        <w:rPr>
-          <w:sz w:val="24"/>
-          <w:szCs w:val="24"/>
-        </w:rPr>
-      </w:pPr>
-      <w:r>
-        <w:rPr>
-          <w:sz w:val="24"/>
-          <w:szCs w:val="24"/>
-          <w:rtl w:val="0"/>
-        </w:rPr>
-        <w:t xml:space="preserve">Evaluate the effectiveness of the proposed system in improving the accessibility, accuracy, and efficiency of student academic record management and service delivery at Cebu Far East Institute (CFEI).</w:t>
+        <w:jc w:val="both"/>
+        <w:rPr>
+          <w:sz w:val="24"/>
+          <w:szCs w:val="24"/>
+        </w:rPr>
+      </w:pPr>
+      <w:r>
+        <w:rPr>
+          <w:sz w:val="24"/>
+          <w:szCs w:val="24"/>
+          <w:rtl w:val="0"/>
+        </w:rPr>
+        <w:t xml:space="preserve">Evaluate the proposed system's effectiveness in improving access, accuracy, and efficiency in academic record management and student services at CFEI.</w:t>
       </w:r>
     </w:p>
     <w:p>
@@ -1753,21 +1758,6 @@
     </w:p>
     <w:p>
       <w:pPr>
-        <w:spacing w:after="240" w:before="240" w:line="480" w:lineRule="auto"/>
-        <w:ind w:left="0" w:firstLine="0"/>
-        <w:rPr>
-          <w:sz w:val="24"/>
-          <w:szCs w:val="24"/>
-        </w:rPr>
-      </w:pPr>
-      <w:r>
-        <w:rPr>
-          <w:rtl w:val="0"/>
-        </w:rPr>
-      </w:r>
-    </w:p>
-    <w:p>
-      <w:pPr>
         <w:spacing w:line="480" w:lineRule="auto"/>
         <w:jc w:val="both"/>
         <w:rPr>
@@ -1895,7 +1885,7 @@
           <w:szCs w:val="24"/>
           <w:rtl w:val="0"/>
         </w:rPr>
-        <w:t xml:space="preserve">Administrators have centralized access to student and teacher records, enrollment management, grade request verification, document request processing with release date assignment, tuition monitoring, and school-wide announcement management. The system also includes a teacher time log feature that allows teachers to record their daily time in and time out entries during campus hours. These administrative functions are distributed across distinct Registrar, Principal, Accounting, and General Administrator roles, each with role-based access to its respective functions.</w:t>
+        <w:t xml:space="preserve">Administrators have centralized access to student and teacher records, enrollment management, grade request verification, document request processing with release date assignment, tuition monitoring, and school-wide announcement management. These administrative functions are distributed across distinct Registrar, Principal, Accounting, and General Administrator roles, each with role-based access to its respective functions.</w:t>
       </w:r>
     </w:p>
     <w:p>
@@ -1986,7 +1976,7 @@
           <w:szCs w:val="24"/>
           <w:rtl w:val="0"/>
         </w:rPr>
-        <w:t xml:space="preserve">The system does not perform automatic grade computation. Teachers are responsible for manually computing final grades before submitting them through the system. The grade management module facilitates the workflow and approval process rather than performing the grade calculations. The teacher time log module currently stories entries on the teacher’s own device rather than in the central database. Extending it to a shared, database backend feature that administrators can monitor centrally is intended as future work.</w:t>
+        <w:t xml:space="preserve">The system does not perform automatic grade computation. Teachers are responsible for manually computing final grades before submitting them through the system. The grade management module facilitates the workflow and approval process rather than performing the grade calculations. Extending it to a shared, database backend feature that administrators can monitor centrally is intended as future work.</w:t>
       </w:r>
     </w:p>
     <w:p>
@@ -2238,294 +2228,6 @@
         </w:rPr>
         <w:t xml:space="preserve">this study may serve as a reference for future studies related to web-based student information systems, academic record management, and student service platforms. The study may also provide insights into how web-based technologies can improve accessibility, organization, and management of student-related information and services.</w:t>
       </w:r>
-      <w:r>
-        <w:rPr>
-          <w:rtl w:val="0"/>
-        </w:rPr>
-      </w:r>
-    </w:p>
-    <w:p>
-      <w:pPr>
-        <w:spacing w:line="480" w:lineRule="auto"/>
-        <w:rPr>
-          <w:b w:val="1"/>
-          <w:bCs w:val="1"/>
-          <w:sz w:val="24"/>
-          <w:szCs w:val="24"/>
-        </w:rPr>
-      </w:pPr>
-      <w:r>
-        <w:rPr>
-          <w:rtl w:val="0"/>
-        </w:rPr>
-      </w:r>
-    </w:p>
-    <w:p>
-      <w:pPr>
-        <w:spacing w:line="480" w:lineRule="auto"/>
-        <w:rPr>
-          <w:b w:val="1"/>
-          <w:bCs w:val="1"/>
-          <w:sz w:val="24"/>
-          <w:szCs w:val="24"/>
-        </w:rPr>
-      </w:pPr>
-      <w:r>
-        <w:rPr>
-          <w:rtl w:val="0"/>
-        </w:rPr>
-      </w:r>
-    </w:p>
-    <w:p>
-      <w:pPr>
-        <w:spacing w:line="480" w:lineRule="auto"/>
-        <w:rPr>
-          <w:b w:val="1"/>
-          <w:bCs w:val="1"/>
-          <w:sz w:val="24"/>
-          <w:szCs w:val="24"/>
-        </w:rPr>
-      </w:pPr>
-      <w:r>
-        <w:rPr>
-          <w:rtl w:val="0"/>
-        </w:rPr>
-      </w:r>
-    </w:p>
-    <w:p>
-      <w:pPr>
-        <w:spacing w:line="480" w:lineRule="auto"/>
-        <w:rPr>
-          <w:b w:val="1"/>
-          <w:bCs w:val="1"/>
-          <w:sz w:val="24"/>
-          <w:szCs w:val="24"/>
-        </w:rPr>
-      </w:pPr>
-      <w:r>
-        <w:rPr>
-          <w:rtl w:val="0"/>
-        </w:rPr>
-      </w:r>
-    </w:p>
-    <w:p>
-      <w:pPr>
-        <w:spacing w:line="480" w:lineRule="auto"/>
-        <w:rPr>
-          <w:b w:val="1"/>
-          <w:bCs w:val="1"/>
-          <w:sz w:val="24"/>
-          <w:szCs w:val="24"/>
-        </w:rPr>
-      </w:pPr>
-      <w:r>
-        <w:rPr>
-          <w:rtl w:val="0"/>
-        </w:rPr>
-      </w:r>
-    </w:p>
-    <w:p>
-      <w:pPr>
-        <w:spacing w:line="480" w:lineRule="auto"/>
-        <w:rPr>
-          <w:b w:val="1"/>
-          <w:bCs w:val="1"/>
-          <w:sz w:val="24"/>
-          <w:szCs w:val="24"/>
-        </w:rPr>
-      </w:pPr>
-      <w:r>
-        <w:rPr>
-          <w:rtl w:val="0"/>
-        </w:rPr>
-      </w:r>
-    </w:p>
-    <w:p>
-      <w:pPr>
-        <w:spacing w:line="480" w:lineRule="auto"/>
-        <w:rPr>
-          <w:b w:val="1"/>
-          <w:bCs w:val="1"/>
-          <w:sz w:val="24"/>
-          <w:szCs w:val="24"/>
-        </w:rPr>
-      </w:pPr>
-      <w:r>
-        <w:rPr>
-          <w:rtl w:val="0"/>
-        </w:rPr>
-      </w:r>
-    </w:p>
-    <w:p>
-      <w:pPr>
-        <w:spacing w:line="480" w:lineRule="auto"/>
-        <w:rPr>
-          <w:b w:val="1"/>
-          <w:bCs w:val="1"/>
-          <w:sz w:val="24"/>
-          <w:szCs w:val="24"/>
-        </w:rPr>
-      </w:pPr>
-      <w:r>
-        <w:rPr>
-          <w:rtl w:val="0"/>
-        </w:rPr>
-      </w:r>
-    </w:p>
-    <w:p>
-      <w:pPr>
-        <w:spacing w:line="480" w:lineRule="auto"/>
-        <w:rPr>
-          <w:b w:val="1"/>
-          <w:bCs w:val="1"/>
-          <w:sz w:val="24"/>
-          <w:szCs w:val="24"/>
-        </w:rPr>
-      </w:pPr>
-      <w:r>
-        <w:rPr>
-          <w:rtl w:val="0"/>
-        </w:rPr>
-      </w:r>
-    </w:p>
-    <w:p>
-      <w:pPr>
-        <w:spacing w:line="480" w:lineRule="auto"/>
-        <w:rPr>
-          <w:b w:val="1"/>
-          <w:bCs w:val="1"/>
-          <w:sz w:val="24"/>
-          <w:szCs w:val="24"/>
-        </w:rPr>
-      </w:pPr>
-      <w:r>
-        <w:rPr>
-          <w:rtl w:val="0"/>
-        </w:rPr>
-      </w:r>
-    </w:p>
-    <w:p>
-      <w:pPr>
-        <w:spacing w:line="480" w:lineRule="auto"/>
-        <w:rPr>
-          <w:b w:val="1"/>
-          <w:bCs w:val="1"/>
-          <w:sz w:val="24"/>
-          <w:szCs w:val="24"/>
-        </w:rPr>
-      </w:pPr>
-      <w:r>
-        <w:rPr>
-          <w:rtl w:val="0"/>
-        </w:rPr>
-      </w:r>
-    </w:p>
-    <w:p>
-      <w:pPr>
-        <w:spacing w:line="480" w:lineRule="auto"/>
-        <w:rPr>
-          <w:b w:val="1"/>
-          <w:bCs w:val="1"/>
-          <w:sz w:val="24"/>
-          <w:szCs w:val="24"/>
-        </w:rPr>
-      </w:pPr>
-      <w:r>
-        <w:rPr>
-          <w:rtl w:val="0"/>
-        </w:rPr>
-      </w:r>
-    </w:p>
-    <w:p>
-      <w:pPr>
-        <w:spacing w:line="480" w:lineRule="auto"/>
-        <w:rPr>
-          <w:b w:val="1"/>
-          <w:bCs w:val="1"/>
-          <w:sz w:val="24"/>
-          <w:szCs w:val="24"/>
-        </w:rPr>
-      </w:pPr>
-      <w:r>
-        <w:rPr>
-          <w:rtl w:val="0"/>
-        </w:rPr>
-      </w:r>
-    </w:p>
-    <w:p>
-      <w:pPr>
-        <w:spacing w:line="480" w:lineRule="auto"/>
-        <w:rPr>
-          <w:b w:val="1"/>
-          <w:bCs w:val="1"/>
-          <w:sz w:val="24"/>
-          <w:szCs w:val="24"/>
-        </w:rPr>
-      </w:pPr>
-      <w:r>
-        <w:rPr>
-          <w:rtl w:val="0"/>
-        </w:rPr>
-      </w:r>
-    </w:p>
-    <w:p>
-      <w:pPr>
-        <w:spacing w:line="480" w:lineRule="auto"/>
-        <w:rPr>
-          <w:b w:val="1"/>
-          <w:bCs w:val="1"/>
-          <w:sz w:val="24"/>
-          <w:szCs w:val="24"/>
-        </w:rPr>
-      </w:pPr>
-      <w:r>
-        <w:rPr>
-          <w:rtl w:val="0"/>
-        </w:rPr>
-      </w:r>
-    </w:p>
-    <w:p>
-      <w:pPr>
-        <w:spacing w:line="480" w:lineRule="auto"/>
-        <w:rPr>
-          <w:b w:val="1"/>
-          <w:bCs w:val="1"/>
-          <w:sz w:val="24"/>
-          <w:szCs w:val="24"/>
-        </w:rPr>
-      </w:pPr>
-      <w:r>
-        <w:rPr>
-          <w:rtl w:val="0"/>
-        </w:rPr>
-      </w:r>
-    </w:p>
-    <w:p>
-      <w:pPr>
-        <w:spacing w:line="480" w:lineRule="auto"/>
-        <w:rPr>
-          <w:b w:val="1"/>
-          <w:bCs w:val="1"/>
-          <w:sz w:val="24"/>
-          <w:szCs w:val="24"/>
-        </w:rPr>
-      </w:pPr>
-      <w:r>
-        <w:rPr>
-          <w:rtl w:val="0"/>
-        </w:rPr>
-      </w:r>
-    </w:p>
-    <w:p>
-      <w:pPr>
-        <w:spacing w:line="480" w:lineRule="auto"/>
-        <w:rPr>
-          <w:b w:val="1"/>
-          <w:bCs w:val="1"/>
-          <w:sz w:val="24"/>
-          <w:szCs w:val="24"/>
-        </w:rPr>
-      </w:pPr>
       <w:r>
         <w:rPr>
           <w:rtl w:val="0"/>
@@ -5122,14 +4824,14 @@
         </w:rPr>
         <w:drawing>
           <wp:inline distB="114300" distT="114300" distL="114300" distR="114300">
-            <wp:extent cx="5731200" cy="5346700"/>
+            <wp:extent cx="5943600" cy="7061200"/>
             <wp:effectExtent b="0" l="0" r="0" t="0"/>
-            <wp:docPr id="3" name="image16.png"/>
+            <wp:docPr id="3" name="image15.png"/>
             <a:graphic>
               <a:graphicData uri="http://schemas.openxmlformats.org/drawingml/2006/picture">
                 <pic:pic>
                   <pic:nvPicPr>
-                    <pic:cNvPr id="0" name="image16.png"/>
+                    <pic:cNvPr id="0" name="image15.png"/>
                     <pic:cNvPicPr preferRelativeResize="0"/>
                   </pic:nvPicPr>
                   <pic:blipFill>
@@ -5142,7 +4844,7 @@
                   <pic:spPr>
                     <a:xfrm>
                       <a:off x="0" y="0"/>
-                      <a:ext cx="5731200" cy="5346700"/>
+                      <a:ext cx="5943600" cy="7061200"/>
                     </a:xfrm>
                     <a:prstGeom prst="rect"/>
                     <a:ln/>
@@ -5153,85 +4855,6 @@
           </wp:inline>
         </w:drawing>
       </w:r>
-      <w:r>
-        <w:rPr>
-          <w:rtl w:val="0"/>
-        </w:rPr>
-      </w:r>
-    </w:p>
-    <w:p>
-      <w:pPr>
-        <w:spacing w:line="480" w:lineRule="auto"/>
-        <w:jc w:val="both"/>
-        <w:rPr>
-          <w:sz w:val="24"/>
-          <w:szCs w:val="24"/>
-        </w:rPr>
-      </w:pPr>
-      <w:r>
-        <w:rPr>
-          <w:rtl w:val="0"/>
-        </w:rPr>
-      </w:r>
-    </w:p>
-    <w:p>
-      <w:pPr>
-        <w:spacing w:line="480" w:lineRule="auto"/>
-        <w:jc w:val="both"/>
-        <w:rPr>
-          <w:sz w:val="24"/>
-          <w:szCs w:val="24"/>
-        </w:rPr>
-      </w:pPr>
-      <w:r>
-        <w:rPr>
-          <w:rtl w:val="0"/>
-        </w:rPr>
-      </w:r>
-    </w:p>
-    <w:p>
-      <w:pPr>
-        <w:spacing w:line="480" w:lineRule="auto"/>
-        <w:jc w:val="both"/>
-        <w:rPr>
-          <w:sz w:val="24"/>
-          <w:szCs w:val="24"/>
-        </w:rPr>
-      </w:pPr>
-      <w:r>
-        <w:rPr>
-          <w:rtl w:val="0"/>
-        </w:rPr>
-      </w:r>
-    </w:p>
-    <w:p>
-      <w:pPr>
-        <w:spacing w:line="480" w:lineRule="auto"/>
-        <w:jc w:val="center"/>
-        <w:rPr>
-          <w:b w:val="1"/>
-          <w:bCs w:val="1"/>
-          <w:sz w:val="24"/>
-          <w:szCs w:val="24"/>
-        </w:rPr>
-      </w:pPr>
-      <w:r>
-        <w:rPr>
-          <w:rtl w:val="0"/>
-        </w:rPr>
-      </w:r>
-    </w:p>
-    <w:p>
-      <w:pPr>
-        <w:spacing w:line="480" w:lineRule="auto"/>
-        <w:jc w:val="center"/>
-        <w:rPr>
-          <w:b w:val="1"/>
-          <w:bCs w:val="1"/>
-          <w:sz w:val="24"/>
-          <w:szCs w:val="24"/>
-        </w:rPr>
-      </w:pPr>
       <w:r>
         <w:rPr>
           <w:rtl w:val="0"/>
@@ -10358,12 +9981,12 @@
           <wp:inline distB="114300" distT="114300" distL="114300" distR="114300">
             <wp:extent cx="5734050" cy="7472363"/>
             <wp:effectExtent b="0" l="0" r="0" t="0"/>
-            <wp:docPr id="2" name="image13.png"/>
+            <wp:docPr id="5" name="image2.png"/>
             <a:graphic>
               <a:graphicData uri="http://schemas.openxmlformats.org/drawingml/2006/picture">
                 <pic:pic>
                   <pic:nvPicPr>
-                    <pic:cNvPr id="0" name="image13.png"/>
+                    <pic:cNvPr id="0" name="image2.png"/>
                     <pic:cNvPicPr preferRelativeResize="0"/>
                   </pic:nvPicPr>
                   <pic:blipFill>
@@ -10412,7 +10035,7 @@
           <w:szCs w:val="24"/>
           <w:rtl w:val="0"/>
         </w:rPr>
-        <w:t xml:space="preserve">Existing Flow Chart</w:t>
+        <w:t xml:space="preserve">Existing Flowchart</w:t>
       </w:r>
     </w:p>
     <w:p>
@@ -10458,12 +10081,12 @@
           <wp:inline distB="114300" distT="114300" distL="114300" distR="114300">
             <wp:extent cx="5734050" cy="7472363"/>
             <wp:effectExtent b="0" l="0" r="0" t="0"/>
-            <wp:docPr id="5" name="image15.png"/>
+            <wp:docPr id="6" name="image12.png"/>
             <a:graphic>
               <a:graphicData uri="http://schemas.openxmlformats.org/drawingml/2006/picture">
                 <pic:pic>
                   <pic:nvPicPr>
-                    <pic:cNvPr id="0" name="image15.png"/>
+                    <pic:cNvPr id="0" name="image12.png"/>
                     <pic:cNvPicPr preferRelativeResize="0"/>
                   </pic:nvPicPr>
                   <pic:blipFill>
@@ -10512,7 +10135,7 @@
           <w:szCs w:val="24"/>
           <w:rtl w:val="0"/>
         </w:rPr>
-        <w:t xml:space="preserve">Proposed Flowchart</w:t>
+        <w:t xml:space="preserve">Proposed Flow Chart</w:t>
       </w:r>
     </w:p>
     <w:p>
@@ -10557,14 +10180,14 @@
         </w:rPr>
         <w:drawing>
           <wp:inline distB="114300" distT="114300" distL="114300" distR="114300">
-            <wp:extent cx="5734050" cy="7472363"/>
+            <wp:extent cx="5943600" cy="7472363"/>
             <wp:effectExtent b="0" l="0" r="0" t="0"/>
-            <wp:docPr id="4" name="image10.png"/>
+            <wp:docPr id="1" name="image16.png"/>
             <a:graphic>
               <a:graphicData uri="http://schemas.openxmlformats.org/drawingml/2006/picture">
                 <pic:pic>
                   <pic:nvPicPr>
-                    <pic:cNvPr id="0" name="image10.png"/>
+                    <pic:cNvPr id="0" name="image16.png"/>
                     <pic:cNvPicPr preferRelativeResize="0"/>
                   </pic:nvPicPr>
                   <pic:blipFill>
@@ -10577,7 +10200,7 @@
                   <pic:spPr>
                     <a:xfrm>
                       <a:off x="0" y="0"/>
-                      <a:ext cx="5734050" cy="7472363"/>
+                      <a:ext cx="5943600" cy="7472363"/>
                     </a:xfrm>
                     <a:prstGeom prst="rect"/>
                     <a:ln/>
@@ -34937,6 +34560,40 @@
     <w:p>
       <w:pPr>
         <w:spacing w:line="480" w:lineRule="auto"/>
+        <w:jc w:val="center"/>
+        <w:rPr>
+          <w:b w:val="1"/>
+          <w:bCs w:val="1"/>
+          <w:sz w:val="24"/>
+          <w:szCs w:val="24"/>
+        </w:rPr>
+      </w:pPr>
+      <w:r>
+        <w:rPr>
+          <w:rtl w:val="0"/>
+        </w:rPr>
+      </w:r>
+    </w:p>
+    <w:p>
+      <w:pPr>
+        <w:spacing w:line="480" w:lineRule="auto"/>
+        <w:jc w:val="center"/>
+        <w:rPr>
+          <w:b w:val="1"/>
+          <w:bCs w:val="1"/>
+          <w:sz w:val="24"/>
+          <w:szCs w:val="24"/>
+        </w:rPr>
+      </w:pPr>
+      <w:r>
+        <w:rPr>
+          <w:rtl w:val="0"/>
+        </w:rPr>
+      </w:r>
+    </w:p>
+    <w:p>
+      <w:pPr>
+        <w:spacing w:line="480" w:lineRule="auto"/>
         <w:rPr>
           <w:b w:val="1"/>
           <w:bCs w:val="1"/>
@@ -34953,14 +34610,14 @@
         </w:rPr>
         <w:drawing>
           <wp:inline distB="114300" distT="114300" distL="114300" distR="114300">
-            <wp:extent cx="5734050" cy="5424488"/>
+            <wp:extent cx="5891212" cy="4362450"/>
             <wp:effectExtent b="0" l="0" r="0" t="0"/>
-            <wp:docPr id="6" name="image5.png"/>
+            <wp:docPr id="2" name="image13.png"/>
             <a:graphic>
               <a:graphicData uri="http://schemas.openxmlformats.org/drawingml/2006/picture">
                 <pic:pic>
                   <pic:nvPicPr>
-                    <pic:cNvPr id="0" name="image5.png"/>
+                    <pic:cNvPr id="0" name="image13.png"/>
                     <pic:cNvPicPr preferRelativeResize="0"/>
                   </pic:nvPicPr>
                   <pic:blipFill>
@@ -34973,7 +34630,7 @@
                   <pic:spPr>
                     <a:xfrm>
                       <a:off x="0" y="0"/>
-                      <a:ext cx="5734050" cy="5424488"/>
+                      <a:ext cx="5891212" cy="4362450"/>
                     </a:xfrm>
                     <a:prstGeom prst="rect"/>
                     <a:ln/>
@@ -35073,6 +34730,22 @@
     <w:p>
       <w:pPr>
         <w:spacing w:line="480" w:lineRule="auto"/>
+        <w:rPr>
+          <w:b w:val="1"/>
+          <w:bCs w:val="1"/>
+          <w:sz w:val="24"/>
+          <w:szCs w:val="24"/>
+        </w:rPr>
+      </w:pPr>
+      <w:r>
+        <w:rPr>
+          <w:rtl w:val="0"/>
+        </w:rPr>
+      </w:r>
+    </w:p>
+    <w:p>
+      <w:pPr>
+        <w:spacing w:line="480" w:lineRule="auto"/>
         <w:jc w:val="center"/>
         <w:rPr>
           <w:b w:val="1"/>
@@ -35158,12 +34831,12 @@
           <wp:inline distB="0" distT="0" distL="0" distR="0">
             <wp:extent cx="5733415" cy="2856865"/>
             <wp:effectExtent b="0" l="0" r="0" t="0"/>
-            <wp:docPr id="9" name="image12.png"/>
+            <wp:docPr id="9" name="image11.png"/>
             <a:graphic>
               <a:graphicData uri="http://schemas.openxmlformats.org/drawingml/2006/picture">
                 <pic:pic>
                   <pic:nvPicPr>
-                    <pic:cNvPr id="0" name="image12.png"/>
+                    <pic:cNvPr id="0" name="image11.png"/>
                     <pic:cNvPicPr preferRelativeResize="0"/>
                   </pic:nvPicPr>
                   <pic:blipFill>
@@ -35316,12 +34989,12 @@
           <wp:inline distB="0" distT="0" distL="0" distR="0">
             <wp:extent cx="5429250" cy="3767138"/>
             <wp:effectExtent b="0" l="0" r="0" t="0"/>
-            <wp:docPr id="12" name="image14.png"/>
+            <wp:docPr id="12" name="image4.png"/>
             <a:graphic>
               <a:graphicData uri="http://schemas.openxmlformats.org/drawingml/2006/picture">
                 <pic:pic>
                   <pic:nvPicPr>
-                    <pic:cNvPr id="0" name="image14.png"/>
+                    <pic:cNvPr id="0" name="image4.png"/>
                     <pic:cNvPicPr preferRelativeResize="0"/>
                   </pic:nvPicPr>
                   <pic:blipFill>
@@ -35412,12 +35085,12 @@
           <wp:inline distB="0" distT="0" distL="0" distR="0">
             <wp:extent cx="4857750" cy="3471863"/>
             <wp:effectExtent b="0" l="0" r="0" t="0"/>
-            <wp:docPr id="10" name="image3.png"/>
+            <wp:docPr id="10" name="image14.png"/>
             <a:graphic>
               <a:graphicData uri="http://schemas.openxmlformats.org/drawingml/2006/picture">
                 <pic:pic>
                   <pic:nvPicPr>
-                    <pic:cNvPr id="0" name="image3.png"/>
+                    <pic:cNvPr id="0" name="image14.png"/>
                     <pic:cNvPicPr preferRelativeResize="0"/>
                   </pic:nvPicPr>
                   <pic:blipFill>
@@ -35469,12 +35142,12 @@
           <wp:inline distB="0" distT="0" distL="0" distR="0">
             <wp:extent cx="4800600" cy="4376738"/>
             <wp:effectExtent b="0" l="0" r="0" t="0"/>
-            <wp:docPr id="11" name="image11.png"/>
+            <wp:docPr id="11" name="image10.png"/>
             <a:graphic>
               <a:graphicData uri="http://schemas.openxmlformats.org/drawingml/2006/picture">
                 <pic:pic>
                   <pic:nvPicPr>
-                    <pic:cNvPr id="0" name="image11.png"/>
+                    <pic:cNvPr id="0" name="image10.png"/>
                     <pic:cNvPicPr preferRelativeResize="0"/>
                   </pic:nvPicPr>
                   <pic:blipFill>
@@ -35526,12 +35199,12 @@
           <wp:inline distB="0" distT="0" distL="0" distR="0">
             <wp:extent cx="4733925" cy="3197647"/>
             <wp:effectExtent b="0" l="0" r="0" t="0"/>
-            <wp:docPr id="13" name="image1.png"/>
+            <wp:docPr id="13" name="image3.png"/>
             <a:graphic>
               <a:graphicData uri="http://schemas.openxmlformats.org/drawingml/2006/picture">
                 <pic:pic>
                   <pic:nvPicPr>
-                    <pic:cNvPr id="0" name="image1.png"/>
+                    <pic:cNvPr id="0" name="image3.png"/>
                     <pic:cNvPicPr preferRelativeResize="0"/>
                   </pic:nvPicPr>
                   <pic:blipFill>
@@ -35605,12 +35278,12 @@
           <wp:inline distB="0" distT="0" distL="0" distR="0">
             <wp:extent cx="5733415" cy="3238500"/>
             <wp:effectExtent b="0" l="0" r="0" t="0"/>
-            <wp:docPr id="14" name="image9.png"/>
+            <wp:docPr id="14" name="image1.png"/>
             <a:graphic>
               <a:graphicData uri="http://schemas.openxmlformats.org/drawingml/2006/picture">
                 <pic:pic>
                   <pic:nvPicPr>
-                    <pic:cNvPr id="0" name="image9.png"/>
+                    <pic:cNvPr id="0" name="image1.png"/>
                     <pic:cNvPicPr preferRelativeResize="0"/>
                   </pic:nvPicPr>
                   <pic:blipFill>
@@ -35701,12 +35374,12 @@
           <wp:inline distB="0" distT="0" distL="0" distR="0">
             <wp:extent cx="5000625" cy="4005263"/>
             <wp:effectExtent b="0" l="0" r="0" t="0"/>
-            <wp:docPr id="15" name="image8.png"/>
+            <wp:docPr id="15" name="image9.png"/>
             <a:graphic>
               <a:graphicData uri="http://schemas.openxmlformats.org/drawingml/2006/picture">
                 <pic:pic>
                   <pic:nvPicPr>
-                    <pic:cNvPr id="0" name="image8.png"/>
+                    <pic:cNvPr id="0" name="image9.png"/>
                     <pic:cNvPicPr preferRelativeResize="0"/>
                   </pic:nvPicPr>
                   <pic:blipFill>
@@ -35758,12 +35431,12 @@
           <wp:inline distB="0" distT="0" distL="0" distR="0">
             <wp:extent cx="4946801" cy="3517090"/>
             <wp:effectExtent b="0" l="0" r="0" t="0"/>
-            <wp:docPr id="16" name="image2.png"/>
+            <wp:docPr id="16" name="image5.png"/>
             <a:graphic>
               <a:graphicData uri="http://schemas.openxmlformats.org/drawingml/2006/picture">
                 <pic:pic>
                   <pic:nvPicPr>
-                    <pic:cNvPr id="0" name="image2.png"/>
+                    <pic:cNvPr id="0" name="image5.png"/>
                     <pic:cNvPicPr preferRelativeResize="0"/>
                   </pic:nvPicPr>
                   <pic:blipFill>
@@ -35817,6 +35490,23 @@
     </w:p>
     <w:p>
       <w:pPr>
+        <w:spacing w:line="480" w:lineRule="auto"/>
+        <w:jc w:val="center"/>
+        <w:rPr>
+          <w:b w:val="1"/>
+          <w:bCs w:val="1"/>
+          <w:sz w:val="24"/>
+          <w:szCs w:val="24"/>
+        </w:rPr>
+      </w:pPr>
+      <w:r>
+        <w:rPr>
+          <w:rtl w:val="0"/>
+        </w:rPr>
+      </w:r>
+    </w:p>
+    <w:p>
+      <w:pPr>
         <w:pStyle w:val="Heading3"/>
         <w:keepNext w:val="0"/>
         <w:keepLines w:val="0"/>
@@ -37423,7 +37113,7 @@
           <w:szCs w:val="24"/>
           <w:rtl w:val="0"/>
         </w:rPr>
-        <w:t xml:space="preserve">The economic analysis estimated an annual cost of ₱41,400 for the existing process and ₱512,400 for the proposed system. This represents a projected annual increase of ₱471,000, in addition to an initial development cost of ₱256,200. Based on these figures, the study does not establish direct financial savings. The system’s practical value must be considered alongside its operating and maintenance costs.</w:t>
+        <w:t xml:space="preserve">The economic analysis compares the costs of the existing process with the proposed INFORM system. Although INFORM requires a higher investment, it aims to improve the efficiency and accessibility of academic records and school services.</w:t>
       </w:r>
     </w:p>
     <w:p>
